--- a/Note from Chat.docx
+++ b/Note from Chat.docx
@@ -414,12 +414,15 @@
       </w:pPr>
       <w:r>
         <w:rPr>
-          <w:rFonts w:ascii="Times New Roman" w:eastAsia="Times New Roman" w:hAnsi="Times New Roman" w:cs="Times New Roman"/>
           <w:noProof/>
-          <w:kern w:val="0"/>
-        </w:rPr>
-        <w:pict w14:anchorId="13C58066">
-          <v:rect id="_x0000_i1037" alt="" style="width:468pt;height:.05pt;mso-width-percent:0;mso-height-percent:0;mso-width-percent:0;mso-height-percent:0" o:hralign="center" o:hrstd="t" o:hr="t" fillcolor="#a0a0a0" stroked="f"/>
+        </w:rPr>
+      </w:r>
+      <w:r>
+        <w:pict w14:anchorId="7CE80A38">
+          <v:rect id="Horizontal Line 1" o:spid="_x0000_s1031" style="width:468pt;height:.1pt;visibility:visible;mso-wrap-style:square;mso-left-percent:-10001;mso-top-percent:-10001;mso-position-horizontal:absolute;mso-position-horizontal-relative:char;mso-position-vertical:absolute;mso-position-vertical-relative:line;mso-left-percent:-10001;mso-top-percent:-10001;v-text-anchor:top" o:gfxdata="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" filled="f">
+            <o:lock v:ext="edit" rotation="t" aspectratio="t" verticies="t" text="t" shapetype="t"/>
+            <w10:anchorlock/>
+          </v:rect>
         </w:pict>
       </w:r>
     </w:p>
@@ -683,11 +686,11 @@
       <w:r>
         <w:rPr>
           <w:rFonts w:ascii="Times New Roman" w:eastAsia="Times New Roman" w:hAnsi="Times New Roman" w:cs="Times New Roman"/>
-          <w:kern w:val="0"/>
-          <w14:ligatures w14:val="none"/>
-        </w:rPr>
-        <w:pict w14:anchorId="3473172E">
-          <v:rect id="_x0000_i1026" style="width:0;height:1.5pt" o:hralign="center" o:hrstd="t" o:hr="t" fillcolor="#a0a0a0" stroked="f"/>
+          <w:noProof/>
+          <w:kern w:val="0"/>
+        </w:rPr>
+        <w:pict w14:anchorId="11C70E1D">
+          <v:rect id="_x0000_i1037" alt="" style="width:468pt;height:.05pt;mso-width-percent:0;mso-height-percent:0;mso-width-percent:0;mso-height-percent:0" o:hralign="center" o:hrstd="t" o:hr="t" fillcolor="#a0a0a0" stroked="f"/>
         </w:pict>
       </w:r>
     </w:p>
@@ -840,11 +843,11 @@
       <w:r>
         <w:rPr>
           <w:rFonts w:ascii="Times New Roman" w:eastAsia="Times New Roman" w:hAnsi="Times New Roman" w:cs="Times New Roman"/>
-          <w:kern w:val="0"/>
-          <w14:ligatures w14:val="none"/>
-        </w:rPr>
-        <w:pict w14:anchorId="3E4D00AD">
-          <v:rect id="_x0000_i1027" style="width:0;height:1.5pt" o:hralign="center" o:hrstd="t" o:hr="t" fillcolor="#a0a0a0" stroked="f"/>
+          <w:noProof/>
+          <w:kern w:val="0"/>
+        </w:rPr>
+        <w:pict w14:anchorId="434E346A">
+          <v:rect id="_x0000_i1036" alt="" style="width:468pt;height:.05pt;mso-width-percent:0;mso-height-percent:0;mso-width-percent:0;mso-height-percent:0" o:hralign="center" o:hrstd="t" o:hr="t" fillcolor="#a0a0a0" stroked="f"/>
         </w:pict>
       </w:r>
     </w:p>
@@ -1106,11 +1109,11 @@
       <w:r>
         <w:rPr>
           <w:rFonts w:ascii="Times New Roman" w:eastAsia="Times New Roman" w:hAnsi="Times New Roman" w:cs="Times New Roman"/>
-          <w:kern w:val="0"/>
-          <w14:ligatures w14:val="none"/>
-        </w:rPr>
-        <w:pict w14:anchorId="2B1FB2D5">
-          <v:rect id="_x0000_i1028" style="width:0;height:1.5pt" o:hralign="center" o:hrstd="t" o:hr="t" fillcolor="#a0a0a0" stroked="f"/>
+          <w:noProof/>
+          <w:kern w:val="0"/>
+        </w:rPr>
+        <w:pict w14:anchorId="50979CA9">
+          <v:rect id="_x0000_i1035" alt="" style="width:468pt;height:.05pt;mso-width-percent:0;mso-height-percent:0;mso-width-percent:0;mso-height-percent:0" o:hralign="center" o:hrstd="t" o:hr="t" fillcolor="#a0a0a0" stroked="f"/>
         </w:pict>
       </w:r>
     </w:p>
@@ -1299,11 +1302,11 @@
       <w:r>
         <w:rPr>
           <w:rFonts w:ascii="Times New Roman" w:eastAsia="Times New Roman" w:hAnsi="Times New Roman" w:cs="Times New Roman"/>
-          <w:kern w:val="0"/>
-          <w14:ligatures w14:val="none"/>
-        </w:rPr>
-        <w:pict w14:anchorId="7A1C61E1">
-          <v:rect id="_x0000_i1029" style="width:0;height:1.5pt" o:hralign="center" o:hrstd="t" o:hr="t" fillcolor="#a0a0a0" stroked="f"/>
+          <w:noProof/>
+          <w:kern w:val="0"/>
+        </w:rPr>
+        <w:pict w14:anchorId="0A22048C">
+          <v:rect id="_x0000_i1034" alt="" style="width:468pt;height:.05pt;mso-width-percent:0;mso-height-percent:0;mso-width-percent:0;mso-height-percent:0" o:hralign="center" o:hrstd="t" o:hr="t" fillcolor="#a0a0a0" stroked="f"/>
         </w:pict>
       </w:r>
     </w:p>
@@ -1493,11 +1496,11 @@
       <w:r>
         <w:rPr>
           <w:rFonts w:ascii="Times New Roman" w:eastAsia="Times New Roman" w:hAnsi="Times New Roman" w:cs="Times New Roman"/>
-          <w:kern w:val="0"/>
-          <w14:ligatures w14:val="none"/>
-        </w:rPr>
-        <w:pict w14:anchorId="2DE3E009">
-          <v:rect id="_x0000_i1030" style="width:0;height:1.5pt" o:hralign="center" o:hrstd="t" o:hr="t" fillcolor="#a0a0a0" stroked="f"/>
+          <w:noProof/>
+          <w:kern w:val="0"/>
+        </w:rPr>
+        <w:pict w14:anchorId="1E32C2B2">
+          <v:rect id="_x0000_i1033" alt="" style="width:468pt;height:.05pt;mso-width-percent:0;mso-height-percent:0;mso-width-percent:0;mso-height-percent:0" o:hralign="center" o:hrstd="t" o:hr="t" fillcolor="#a0a0a0" stroked="f"/>
         </w:pict>
       </w:r>
     </w:p>
@@ -1789,11 +1792,11 @@
       <w:r>
         <w:rPr>
           <w:rFonts w:ascii="Times New Roman" w:eastAsia="Times New Roman" w:hAnsi="Times New Roman" w:cs="Times New Roman"/>
-          <w:kern w:val="0"/>
-          <w14:ligatures w14:val="none"/>
-        </w:rPr>
-        <w:pict w14:anchorId="1A16974F">
-          <v:rect id="_x0000_i1031" style="width:0;height:1.5pt" o:hralign="center" o:hrstd="t" o:hr="t" fillcolor="#a0a0a0" stroked="f"/>
+          <w:noProof/>
+          <w:kern w:val="0"/>
+        </w:rPr>
+        <w:pict w14:anchorId="7021DAEC">
+          <v:rect id="_x0000_i1032" alt="" style="width:468pt;height:.05pt;mso-width-percent:0;mso-height-percent:0;mso-width-percent:0;mso-height-percent:0" o:hralign="center" o:hrstd="t" o:hr="t" fillcolor="#a0a0a0" stroked="f"/>
         </w:pict>
       </w:r>
     </w:p>
@@ -1979,13 +1982,15 @@
       </w:pPr>
       <w:r>
         <w:rPr>
-          <w:rFonts w:ascii="Times New Roman" w:eastAsia="Times New Roman" w:hAnsi="Times New Roman" w:cs="Times New Roman"/>
           <w:noProof/>
-          <w:kern w:val="0"/>
-        </w:rPr>
-        <w:lastRenderedPageBreak/>
-        <w:pict w14:anchorId="1AA1F9D9">
-          <v:rect id="_x0000_i1036" alt="" style="width:468pt;height:.05pt;mso-width-percent:0;mso-height-percent:0;mso-width-percent:0;mso-height-percent:0" o:hralign="center" o:hrstd="t" o:hr="t" fillcolor="#a0a0a0" stroked="f"/>
+        </w:rPr>
+      </w:r>
+      <w:r>
+        <w:pict w14:anchorId="71276D9B">
+          <v:rect id="Horizontal Line 8" o:spid="_x0000_s1030" style="width:468pt;height:.1pt;visibility:visible;mso-wrap-style:square;mso-left-percent:-10001;mso-top-percent:-10001;mso-position-horizontal:absolute;mso-position-horizontal-relative:char;mso-position-vertical:absolute;mso-position-vertical-relative:line;mso-left-percent:-10001;mso-top-percent:-10001;v-text-anchor:top" o:gfxdata="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" filled="f">
+            <o:lock v:ext="edit" rotation="t" aspectratio="t" verticies="t" text="t" shapetype="t"/>
+            <w10:anchorlock/>
+          </v:rect>
         </w:pict>
       </w:r>
     </w:p>
@@ -2149,12 +2154,15 @@
       </w:pPr>
       <w:r>
         <w:rPr>
-          <w:rFonts w:ascii="Times New Roman" w:eastAsia="Times New Roman" w:hAnsi="Times New Roman" w:cs="Times New Roman"/>
           <w:noProof/>
-          <w:kern w:val="0"/>
-        </w:rPr>
-        <w:pict w14:anchorId="7CAF5319">
-          <v:rect id="_x0000_i1035" alt="" style="width:468pt;height:.05pt;mso-width-percent:0;mso-height-percent:0;mso-width-percent:0;mso-height-percent:0" o:hralign="center" o:hrstd="t" o:hr="t" fillcolor="#a0a0a0" stroked="f"/>
+        </w:rPr>
+      </w:r>
+      <w:r>
+        <w:pict w14:anchorId="48CA49D4">
+          <v:rect id="Horizontal Line 9" o:spid="_x0000_s1029" style="width:468pt;height:.1pt;visibility:visible;mso-wrap-style:square;mso-left-percent:-10001;mso-top-percent:-10001;mso-position-horizontal:absolute;mso-position-horizontal-relative:char;mso-position-vertical:absolute;mso-position-vertical-relative:line;mso-left-percent:-10001;mso-top-percent:-10001;v-text-anchor:top" o:gfxdata="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" filled="f">
+            <o:lock v:ext="edit" rotation="t" aspectratio="t" verticies="t" text="t" shapetype="t"/>
+            <w10:anchorlock/>
+          </v:rect>
         </w:pict>
       </w:r>
     </w:p>
@@ -2350,12 +2358,15 @@
       </w:pPr>
       <w:r>
         <w:rPr>
-          <w:rFonts w:ascii="Times New Roman" w:eastAsia="Times New Roman" w:hAnsi="Times New Roman" w:cs="Times New Roman"/>
           <w:noProof/>
-          <w:kern w:val="0"/>
-        </w:rPr>
-        <w:pict w14:anchorId="1A1CA83F">
-          <v:rect id="_x0000_i1034" alt="" style="width:468pt;height:.05pt;mso-width-percent:0;mso-height-percent:0;mso-width-percent:0;mso-height-percent:0" o:hralign="center" o:hrstd="t" o:hr="t" fillcolor="#a0a0a0" stroked="f"/>
+        </w:rPr>
+      </w:r>
+      <w:r>
+        <w:pict w14:anchorId="3FF836E5">
+          <v:rect id="Horizontal Line 10" o:spid="_x0000_s1028" style="width:468pt;height:.1pt;visibility:visible;mso-wrap-style:square;mso-left-percent:-10001;mso-top-percent:-10001;mso-position-horizontal:absolute;mso-position-horizontal-relative:char;mso-position-vertical:absolute;mso-position-vertical-relative:line;mso-left-percent:-10001;mso-top-percent:-10001;v-text-anchor:top" o:gfxdata="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" filled="f">
+            <o:lock v:ext="edit" rotation="t" aspectratio="t" verticies="t" text="t" shapetype="t"/>
+            <w10:anchorlock/>
+          </v:rect>
         </w:pict>
       </w:r>
     </w:p>
@@ -2729,12 +2740,15 @@
       </w:pPr>
       <w:r>
         <w:rPr>
-          <w:rFonts w:ascii="Times New Roman" w:eastAsia="Times New Roman" w:hAnsi="Times New Roman" w:cs="Times New Roman"/>
           <w:noProof/>
-          <w:kern w:val="0"/>
-        </w:rPr>
-        <w:pict w14:anchorId="3BE18089">
-          <v:rect id="_x0000_i1033" alt="" style="width:468pt;height:.05pt;mso-width-percent:0;mso-height-percent:0;mso-width-percent:0;mso-height-percent:0" o:hralign="center" o:hrstd="t" o:hr="t" fillcolor="#a0a0a0" stroked="f"/>
+        </w:rPr>
+      </w:r>
+      <w:r>
+        <w:pict w14:anchorId="4C39D16C">
+          <v:rect id="Horizontal Line 11" o:spid="_x0000_s1027" style="width:468pt;height:.1pt;visibility:visible;mso-wrap-style:square;mso-left-percent:-10001;mso-top-percent:-10001;mso-position-horizontal:absolute;mso-position-horizontal-relative:char;mso-position-vertical:absolute;mso-position-vertical-relative:line;mso-left-percent:-10001;mso-top-percent:-10001;v-text-anchor:top" o:gfxdata="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" filled="f">
+            <o:lock v:ext="edit" rotation="t" aspectratio="t" verticies="t" text="t" shapetype="t"/>
+            <w10:anchorlock/>
+          </v:rect>
         </w:pict>
       </w:r>
     </w:p>
@@ -2995,12 +3009,15 @@
       </w:pPr>
       <w:r>
         <w:rPr>
-          <w:rFonts w:ascii="Times New Roman" w:eastAsia="Times New Roman" w:hAnsi="Times New Roman" w:cs="Times New Roman"/>
           <w:noProof/>
-          <w:kern w:val="0"/>
-        </w:rPr>
-        <w:pict w14:anchorId="689DF85D">
-          <v:rect id="_x0000_i1032" alt="" style="width:468pt;height:.05pt;mso-width-percent:0;mso-height-percent:0;mso-width-percent:0;mso-height-percent:0" o:hralign="center" o:hrstd="t" o:hr="t" fillcolor="#a0a0a0" stroked="f"/>
+        </w:rPr>
+      </w:r>
+      <w:r>
+        <w:pict w14:anchorId="47474C60">
+          <v:rect id="Horizontal Line 12" o:spid="_x0000_s1026" style="width:468pt;height:.1pt;visibility:visible;mso-wrap-style:square;mso-left-percent:-10001;mso-top-percent:-10001;mso-position-horizontal:absolute;mso-position-horizontal-relative:char;mso-position-vertical:absolute;mso-position-vertical-relative:line;mso-left-percent:-10001;mso-top-percent:-10001;v-text-anchor:top" o:gfxdata="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" filled="f">
+            <o:lock v:ext="edit" rotation="t" aspectratio="t" verticies="t" text="t" shapetype="t"/>
+            <w10:anchorlock/>
+          </v:rect>
         </w:pict>
       </w:r>
     </w:p>
@@ -3140,6 +3157,712 @@
           <w14:ligatures w14:val="none"/>
         </w:rPr>
         <w:t>Add small random noise to node positions:</w:t>
+      </w:r>
+    </w:p>
+    <w:p>
+      <w:pPr>
+        <w:pStyle w:val="p1"/>
+      </w:pPr>
+      <w:r>
+        <w:t>x_perturbed = x + ε * randn()</w:t>
+      </w:r>
+    </w:p>
+    <w:p/>
+    <w:p>
+      <w:pPr>
+        <w:spacing w:before="100" w:beforeAutospacing="1" w:after="100" w:afterAutospacing="1" w:line="240" w:lineRule="auto"/>
+        <w:rPr>
+          <w:rFonts w:ascii="Times New Roman" w:eastAsia="Times New Roman" w:hAnsi="Times New Roman" w:cs="Times New Roman"/>
+          <w:kern w:val="0"/>
+          <w14:ligatures w14:val="none"/>
+        </w:rPr>
+      </w:pPr>
+      <w:r>
+        <w:rPr>
+          <w:rFonts w:ascii="Times New Roman" w:eastAsia="Times New Roman" w:hAnsi="Times New Roman" w:cs="Times New Roman"/>
+          <w:kern w:val="0"/>
+          <w14:ligatures w14:val="none"/>
+        </w:rPr>
+        <w:t>Recompute:</w:t>
+      </w:r>
+    </w:p>
+    <w:p>
+      <w:pPr>
+        <w:numPr>
+          <w:ilvl w:val="0"/>
+          <w:numId w:val="11"/>
+        </w:numPr>
+        <w:spacing w:before="100" w:beforeAutospacing="1" w:after="100" w:afterAutospacing="1" w:line="240" w:lineRule="auto"/>
+        <w:rPr>
+          <w:rFonts w:ascii="Times New Roman" w:eastAsia="Times New Roman" w:hAnsi="Times New Roman" w:cs="Times New Roman"/>
+          <w:kern w:val="0"/>
+          <w14:ligatures w14:val="none"/>
+        </w:rPr>
+      </w:pPr>
+      <w:r>
+        <w:rPr>
+          <w:rFonts w:ascii="Times New Roman" w:eastAsia="Times New Roman" w:hAnsi="Times New Roman" w:cs="Times New Roman"/>
+          <w:kern w:val="0"/>
+          <w14:ligatures w14:val="none"/>
+        </w:rPr>
+        <w:t>mechanism modes</w:t>
+      </w:r>
+    </w:p>
+    <w:p>
+      <w:pPr>
+        <w:numPr>
+          <w:ilvl w:val="0"/>
+          <w:numId w:val="11"/>
+        </w:numPr>
+        <w:spacing w:before="100" w:beforeAutospacing="1" w:after="100" w:afterAutospacing="1" w:line="240" w:lineRule="auto"/>
+        <w:rPr>
+          <w:rFonts w:ascii="Times New Roman" w:eastAsia="Times New Roman" w:hAnsi="Times New Roman" w:cs="Times New Roman"/>
+          <w:kern w:val="0"/>
+          <w14:ligatures w14:val="none"/>
+        </w:rPr>
+      </w:pPr>
+      <w:r>
+        <w:rPr>
+          <w:rFonts w:ascii="Times New Roman" w:eastAsia="Times New Roman" w:hAnsi="Times New Roman" w:cs="Times New Roman"/>
+          <w:kern w:val="0"/>
+          <w14:ligatures w14:val="none"/>
+        </w:rPr>
+        <w:t>sensitivity metrics</w:t>
+      </w:r>
+    </w:p>
+    <w:p>
+      <w:pPr>
+        <w:spacing w:before="100" w:beforeAutospacing="1" w:after="100" w:afterAutospacing="1" w:line="240" w:lineRule="auto"/>
+        <w:rPr>
+          <w:rFonts w:ascii="Times New Roman" w:eastAsia="Times New Roman" w:hAnsi="Times New Roman" w:cs="Times New Roman"/>
+          <w:kern w:val="0"/>
+          <w14:ligatures w14:val="none"/>
+        </w:rPr>
+      </w:pPr>
+    </w:p>
+    <w:p>
+      <w:pPr>
+        <w:spacing w:before="100" w:beforeAutospacing="1" w:after="100" w:afterAutospacing="1" w:line="240" w:lineRule="auto"/>
+        <w:rPr>
+          <w:rFonts w:ascii="Times New Roman" w:eastAsia="Times New Roman" w:hAnsi="Times New Roman" w:cs="Times New Roman"/>
+          <w:kern w:val="0"/>
+          <w14:ligatures w14:val="none"/>
+        </w:rPr>
+      </w:pPr>
+      <w:r>
+        <w:rPr>
+          <w:rFonts w:ascii="Times New Roman" w:eastAsia="Times New Roman" w:hAnsi="Times New Roman" w:cs="Times New Roman"/>
+          <w:kern w:val="0"/>
+          <w14:ligatures w14:val="none"/>
+        </w:rPr>
+        <w:t>Then measure:</w:t>
+      </w:r>
+    </w:p>
+    <w:p>
+      <w:pPr>
+        <w:spacing w:before="100" w:beforeAutospacing="1" w:after="100" w:afterAutospacing="1" w:line="240" w:lineRule="auto"/>
+        <w:rPr>
+          <w:rFonts w:ascii="Times New Roman" w:eastAsia="Times New Roman" w:hAnsi="Times New Roman" w:cs="Times New Roman"/>
+          <w:kern w:val="0"/>
+          <w14:ligatures w14:val="none"/>
+        </w:rPr>
+      </w:pPr>
+      <w:r>
+        <w:rPr>
+          <w:rFonts w:ascii="Times New Roman" w:eastAsia="Times New Roman" w:hAnsi="Times New Roman" w:cs="Times New Roman"/>
+          <w:kern w:val="0"/>
+          <w14:ligatures w14:val="none"/>
+        </w:rPr>
+        <w:t>\Delta \text{KAI}</w:t>
+      </w:r>
+    </w:p>
+    <w:p>
+      <w:pPr>
+        <w:spacing w:before="100" w:beforeAutospacing="1" w:after="100" w:afterAutospacing="1" w:line="240" w:lineRule="auto"/>
+        <w:rPr>
+          <w:rFonts w:ascii="Times New Roman" w:eastAsia="Times New Roman" w:hAnsi="Times New Roman" w:cs="Times New Roman"/>
+          <w:kern w:val="0"/>
+          <w14:ligatures w14:val="none"/>
+        </w:rPr>
+      </w:pPr>
+    </w:p>
+    <w:p>
+      <w:pPr>
+        <w:spacing w:before="100" w:beforeAutospacing="1" w:after="100" w:afterAutospacing="1" w:line="240" w:lineRule="auto"/>
+        <w:rPr>
+          <w:rFonts w:ascii="Times New Roman" w:eastAsia="Times New Roman" w:hAnsi="Times New Roman" w:cs="Times New Roman"/>
+          <w:kern w:val="0"/>
+          <w14:ligatures w14:val="none"/>
+        </w:rPr>
+      </w:pPr>
+      <w:r>
+        <w:rPr>
+          <w:rFonts w:ascii="Times New Roman" w:eastAsia="Times New Roman" w:hAnsi="Times New Roman" w:cs="Times New Roman"/>
+          <w:kern w:val="0"/>
+          <w14:ligatures w14:val="none"/>
+        </w:rPr>
+        <w:t xml:space="preserve">This is </w:t>
+      </w:r>
+      <w:r>
+        <w:rPr>
+          <w:rFonts w:ascii="Times New Roman" w:eastAsia="Times New Roman" w:hAnsi="Times New Roman" w:cs="Times New Roman"/>
+          <w:i/>
+          <w:iCs/>
+          <w:kern w:val="0"/>
+          <w14:ligatures w14:val="none"/>
+        </w:rPr>
+        <w:t>extremely</w:t>
+      </w:r>
+      <w:r>
+        <w:rPr>
+          <w:rFonts w:ascii="Times New Roman" w:eastAsia="Times New Roman" w:hAnsi="Times New Roman" w:cs="Times New Roman"/>
+          <w:kern w:val="0"/>
+          <w14:ligatures w14:val="none"/>
+        </w:rPr>
+        <w:t xml:space="preserve"> relevant to fabrication.</w:t>
+      </w:r>
+    </w:p>
+    <w:p>
+      <w:pPr>
+        <w:spacing w:after="0" w:line="240" w:lineRule="auto"/>
+        <w:rPr>
+          <w:rFonts w:ascii="Times New Roman" w:eastAsia="Times New Roman" w:hAnsi="Times New Roman" w:cs="Times New Roman"/>
+          <w:kern w:val="0"/>
+          <w14:ligatures w14:val="none"/>
+        </w:rPr>
+      </w:pPr>
+      <w:r>
+        <w:rPr>
+          <w:rFonts w:ascii="Times New Roman" w:eastAsia="Times New Roman" w:hAnsi="Times New Roman" w:cs="Times New Roman"/>
+          <w:noProof/>
+          <w:kern w:val="0"/>
+        </w:rPr>
+        <w:pict w14:anchorId="7FD502A8">
+          <v:rect id="_x0000_i1026" alt="" style="width:468pt;height:.05pt;mso-width-percent:0;mso-height-percent:0;mso-width-percent:0;mso-height-percent:0" o:hralign="center" o:hrstd="t" o:hr="t" fillcolor="#a0a0a0" stroked="f"/>
+        </w:pict>
+      </w:r>
+    </w:p>
+    <w:p>
+      <w:pPr>
+        <w:spacing w:before="100" w:beforeAutospacing="1" w:after="100" w:afterAutospacing="1" w:line="240" w:lineRule="auto"/>
+        <w:outlineLvl w:val="2"/>
+        <w:rPr>
+          <w:rFonts w:ascii="Times New Roman" w:eastAsia="Times New Roman" w:hAnsi="Times New Roman" w:cs="Times New Roman"/>
+          <w:b/>
+          <w:bCs/>
+          <w:kern w:val="0"/>
+          <w:sz w:val="27"/>
+          <w:szCs w:val="27"/>
+          <w14:ligatures w14:val="none"/>
+        </w:rPr>
+      </w:pPr>
+      <w:r>
+        <w:rPr>
+          <w:rFonts w:ascii="Times New Roman" w:eastAsia="Times New Roman" w:hAnsi="Times New Roman" w:cs="Times New Roman"/>
+          <w:b/>
+          <w:bCs/>
+          <w:kern w:val="0"/>
+          <w:sz w:val="27"/>
+          <w:szCs w:val="27"/>
+          <w14:ligatures w14:val="none"/>
+        </w:rPr>
+        <w:lastRenderedPageBreak/>
+        <w:t>B. Modal coupling maps</w:t>
+      </w:r>
+    </w:p>
+    <w:p>
+      <w:pPr>
+        <w:spacing w:before="100" w:beforeAutospacing="1" w:after="100" w:afterAutospacing="1" w:line="240" w:lineRule="auto"/>
+        <w:rPr>
+          <w:rFonts w:ascii="Times New Roman" w:eastAsia="Times New Roman" w:hAnsi="Times New Roman" w:cs="Times New Roman"/>
+          <w:kern w:val="0"/>
+          <w14:ligatures w14:val="none"/>
+        </w:rPr>
+      </w:pPr>
+    </w:p>
+    <w:p>
+      <w:pPr>
+        <w:spacing w:before="100" w:beforeAutospacing="1" w:after="100" w:afterAutospacing="1" w:line="240" w:lineRule="auto"/>
+        <w:rPr>
+          <w:rFonts w:ascii="Times New Roman" w:eastAsia="Times New Roman" w:hAnsi="Times New Roman" w:cs="Times New Roman"/>
+          <w:kern w:val="0"/>
+          <w14:ligatures w14:val="none"/>
+        </w:rPr>
+      </w:pPr>
+      <w:r>
+        <w:rPr>
+          <w:rFonts w:ascii="Times New Roman" w:eastAsia="Times New Roman" w:hAnsi="Times New Roman" w:cs="Times New Roman"/>
+          <w:kern w:val="0"/>
+          <w14:ligatures w14:val="none"/>
+        </w:rPr>
+        <w:t>Compute:</w:t>
+      </w:r>
+    </w:p>
+    <w:p>
+      <w:pPr>
+        <w:spacing w:before="100" w:beforeAutospacing="1" w:after="100" w:afterAutospacing="1" w:line="240" w:lineRule="auto"/>
+        <w:rPr>
+          <w:rFonts w:ascii="Times New Roman" w:eastAsia="Times New Roman" w:hAnsi="Times New Roman" w:cs="Times New Roman"/>
+          <w:kern w:val="0"/>
+          <w14:ligatures w14:val="none"/>
+        </w:rPr>
+      </w:pPr>
+      <w:r>
+        <w:rPr>
+          <w:rFonts w:ascii="Times New Roman" w:eastAsia="Times New Roman" w:hAnsi="Times New Roman" w:cs="Times New Roman"/>
+          <w:kern w:val="0"/>
+          <w14:ligatures w14:val="none"/>
+        </w:rPr>
+        <w:t>C_{ij} = | (J v_i)^\top (J v_j) |</w:t>
+      </w:r>
+    </w:p>
+    <w:p>
+      <w:pPr>
+        <w:spacing w:before="100" w:beforeAutospacing="1" w:after="100" w:afterAutospacing="1" w:line="240" w:lineRule="auto"/>
+        <w:rPr>
+          <w:rFonts w:ascii="Times New Roman" w:eastAsia="Times New Roman" w:hAnsi="Times New Roman" w:cs="Times New Roman"/>
+          <w:kern w:val="0"/>
+          <w14:ligatures w14:val="none"/>
+        </w:rPr>
+      </w:pPr>
+    </w:p>
+    <w:p>
+      <w:pPr>
+        <w:spacing w:before="100" w:beforeAutospacing="1" w:after="100" w:afterAutospacing="1" w:line="240" w:lineRule="auto"/>
+        <w:rPr>
+          <w:rFonts w:ascii="Times New Roman" w:eastAsia="Times New Roman" w:hAnsi="Times New Roman" w:cs="Times New Roman"/>
+          <w:kern w:val="0"/>
+          <w14:ligatures w14:val="none"/>
+        </w:rPr>
+      </w:pPr>
+      <w:r>
+        <w:rPr>
+          <w:rFonts w:ascii="Times New Roman" w:eastAsia="Times New Roman" w:hAnsi="Times New Roman" w:cs="Times New Roman"/>
+          <w:kern w:val="0"/>
+          <w14:ligatures w14:val="none"/>
+        </w:rPr>
+        <w:t>This tells you:</w:t>
+      </w:r>
+    </w:p>
+    <w:p>
+      <w:pPr>
+        <w:spacing w:before="100" w:beforeAutospacing="1" w:after="100" w:afterAutospacing="1" w:line="240" w:lineRule="auto"/>
+        <w:rPr>
+          <w:rFonts w:ascii="Times New Roman" w:eastAsia="Times New Roman" w:hAnsi="Times New Roman" w:cs="Times New Roman"/>
+          <w:kern w:val="0"/>
+          <w14:ligatures w14:val="none"/>
+        </w:rPr>
+      </w:pPr>
+    </w:p>
+    <w:p>
+      <w:pPr>
+        <w:spacing w:after="0" w:line="240" w:lineRule="auto"/>
+        <w:rPr>
+          <w:rFonts w:ascii=".AppleSystemUIFont" w:eastAsia="Times New Roman" w:hAnsi=".AppleSystemUIFont" w:cs="Times New Roman"/>
+          <w:color w:val="0E0E0E"/>
+          <w:kern w:val="0"/>
+          <w:sz w:val="21"/>
+          <w:szCs w:val="21"/>
+          <w14:ligatures w14:val="none"/>
+        </w:rPr>
+      </w:pPr>
+      <w:r>
+        <w:rPr>
+          <w:rFonts w:ascii=".AppleSystemUIFont" w:eastAsia="Times New Roman" w:hAnsi=".AppleSystemUIFont" w:cs="Times New Roman"/>
+          <w:color w:val="0E0E0E"/>
+          <w:kern w:val="0"/>
+          <w:sz w:val="21"/>
+          <w:szCs w:val="21"/>
+          <w14:ligatures w14:val="none"/>
+        </w:rPr>
+        <w:t>“Do different folding modes interfere with each other?”</w:t>
+      </w:r>
+    </w:p>
+    <w:p>
+      <w:pPr>
+        <w:spacing w:before="100" w:beforeAutospacing="1" w:after="100" w:afterAutospacing="1" w:line="240" w:lineRule="auto"/>
+        <w:rPr>
+          <w:rFonts w:ascii="Times New Roman" w:eastAsia="Times New Roman" w:hAnsi="Times New Roman" w:cs="Times New Roman"/>
+          <w:kern w:val="0"/>
+          <w14:ligatures w14:val="none"/>
+        </w:rPr>
+      </w:pPr>
+    </w:p>
+    <w:p>
+      <w:pPr>
+        <w:spacing w:before="100" w:beforeAutospacing="1" w:after="100" w:afterAutospacing="1" w:line="240" w:lineRule="auto"/>
+        <w:rPr>
+          <w:rFonts w:ascii="Times New Roman" w:eastAsia="Times New Roman" w:hAnsi="Times New Roman" w:cs="Times New Roman"/>
+          <w:kern w:val="0"/>
+          <w14:ligatures w14:val="none"/>
+        </w:rPr>
+      </w:pPr>
+      <w:r>
+        <w:rPr>
+          <w:rFonts w:ascii="Times New Roman" w:eastAsia="Times New Roman" w:hAnsi="Times New Roman" w:cs="Times New Roman"/>
+          <w:kern w:val="0"/>
+          <w14:ligatures w14:val="none"/>
+        </w:rPr>
+        <w:t>Optical systems hate modal coupling.</w:t>
+      </w:r>
+    </w:p>
+    <w:p>
+      <w:pPr>
+        <w:spacing w:after="0" w:line="240" w:lineRule="auto"/>
+        <w:rPr>
+          <w:rFonts w:ascii="Times New Roman" w:eastAsia="Times New Roman" w:hAnsi="Times New Roman" w:cs="Times New Roman"/>
+          <w:kern w:val="0"/>
+          <w14:ligatures w14:val="none"/>
+        </w:rPr>
+      </w:pPr>
+      <w:r>
+        <w:rPr>
+          <w:rFonts w:ascii="Times New Roman" w:eastAsia="Times New Roman" w:hAnsi="Times New Roman" w:cs="Times New Roman"/>
+          <w:noProof/>
+          <w:kern w:val="0"/>
+        </w:rPr>
+        <w:pict w14:anchorId="6D7B782D">
+          <v:rect id="_x0000_i1025" alt="" style="width:468pt;height:.05pt;mso-width-percent:0;mso-height-percent:0;mso-width-percent:0;mso-height-percent:0" o:hralign="center" o:hrstd="t" o:hr="t" fillcolor="#a0a0a0" stroked="f"/>
+        </w:pict>
+      </w:r>
+    </w:p>
+    <w:p>
+      <w:pPr>
+        <w:spacing w:before="100" w:beforeAutospacing="1" w:after="100" w:afterAutospacing="1" w:line="240" w:lineRule="auto"/>
+        <w:outlineLvl w:val="1"/>
+        <w:rPr>
+          <w:rFonts w:ascii="Times New Roman" w:eastAsia="Times New Roman" w:hAnsi="Times New Roman" w:cs="Times New Roman"/>
+          <w:b/>
+          <w:bCs/>
+          <w:kern w:val="0"/>
+          <w:sz w:val="36"/>
+          <w:szCs w:val="36"/>
+          <w14:ligatures w14:val="none"/>
+        </w:rPr>
+      </w:pPr>
+      <w:r>
+        <w:rPr>
+          <w:rFonts w:ascii="Times New Roman" w:eastAsia="Times New Roman" w:hAnsi="Times New Roman" w:cs="Times New Roman"/>
+          <w:b/>
+          <w:bCs/>
+          <w:kern w:val="0"/>
+          <w:sz w:val="36"/>
+          <w:szCs w:val="36"/>
+          <w14:ligatures w14:val="none"/>
+        </w:rPr>
+        <w:t>8. My honest assessment</w:t>
+      </w:r>
+    </w:p>
+    <w:p>
+      <w:pPr>
+        <w:spacing w:before="100" w:beforeAutospacing="1" w:after="100" w:afterAutospacing="1" w:line="240" w:lineRule="auto"/>
+        <w:rPr>
+          <w:rFonts w:ascii="Times New Roman" w:eastAsia="Times New Roman" w:hAnsi="Times New Roman" w:cs="Times New Roman"/>
+          <w:kern w:val="0"/>
+          <w14:ligatures w14:val="none"/>
+        </w:rPr>
+      </w:pPr>
+    </w:p>
+    <w:p>
+      <w:pPr>
+        <w:spacing w:before="100" w:beforeAutospacing="1" w:after="100" w:afterAutospacing="1" w:line="240" w:lineRule="auto"/>
+        <w:rPr>
+          <w:rFonts w:ascii="Times New Roman" w:eastAsia="Times New Roman" w:hAnsi="Times New Roman" w:cs="Times New Roman"/>
+          <w:kern w:val="0"/>
+          <w14:ligatures w14:val="none"/>
+        </w:rPr>
+      </w:pPr>
+      <w:r>
+        <w:rPr>
+          <w:rFonts w:ascii="Times New Roman" w:eastAsia="Times New Roman" w:hAnsi="Times New Roman" w:cs="Times New Roman"/>
+          <w:kern w:val="0"/>
+          <w14:ligatures w14:val="none"/>
+        </w:rPr>
+        <w:t>Bluntly:</w:t>
+      </w:r>
+    </w:p>
+    <w:p>
+      <w:pPr>
+        <w:numPr>
+          <w:ilvl w:val="0"/>
+          <w:numId w:val="12"/>
+        </w:numPr>
+        <w:spacing w:before="100" w:beforeAutospacing="1" w:after="100" w:afterAutospacing="1" w:line="240" w:lineRule="auto"/>
+        <w:rPr>
+          <w:rFonts w:ascii="Times New Roman" w:eastAsia="Times New Roman" w:hAnsi="Times New Roman" w:cs="Times New Roman"/>
+          <w:kern w:val="0"/>
+          <w14:ligatures w14:val="none"/>
+        </w:rPr>
+      </w:pPr>
+      <w:r>
+        <w:rPr>
+          <w:rFonts w:ascii="Times New Roman" w:eastAsia="Times New Roman" w:hAnsi="Times New Roman" w:cs="Times New Roman"/>
+          <w:kern w:val="0"/>
+          <w14:ligatures w14:val="none"/>
+        </w:rPr>
+        <w:t xml:space="preserve">This is </w:t>
+      </w:r>
+      <w:r>
+        <w:rPr>
+          <w:rFonts w:ascii="Times New Roman" w:eastAsia="Times New Roman" w:hAnsi="Times New Roman" w:cs="Times New Roman"/>
+          <w:b/>
+          <w:bCs/>
+          <w:kern w:val="0"/>
+          <w14:ligatures w14:val="none"/>
+        </w:rPr>
+        <w:t>absolutely</w:t>
+      </w:r>
+      <w:r>
+        <w:rPr>
+          <w:rFonts w:ascii="Times New Roman" w:eastAsia="Times New Roman" w:hAnsi="Times New Roman" w:cs="Times New Roman"/>
+          <w:kern w:val="0"/>
+          <w14:ligatures w14:val="none"/>
+        </w:rPr>
+        <w:t xml:space="preserve"> worth university research time</w:t>
+      </w:r>
+    </w:p>
+    <w:p>
+      <w:pPr>
+        <w:numPr>
+          <w:ilvl w:val="0"/>
+          <w:numId w:val="12"/>
+        </w:numPr>
+        <w:spacing w:before="100" w:beforeAutospacing="1" w:after="100" w:afterAutospacing="1" w:line="240" w:lineRule="auto"/>
+        <w:rPr>
+          <w:rFonts w:ascii="Times New Roman" w:eastAsia="Times New Roman" w:hAnsi="Times New Roman" w:cs="Times New Roman"/>
+          <w:kern w:val="0"/>
+          <w14:ligatures w14:val="none"/>
+        </w:rPr>
+      </w:pPr>
+      <w:r>
+        <w:rPr>
+          <w:rFonts w:ascii="Times New Roman" w:eastAsia="Times New Roman" w:hAnsi="Times New Roman" w:cs="Times New Roman"/>
+          <w:kern w:val="0"/>
+          <w14:ligatures w14:val="none"/>
+        </w:rPr>
+        <w:t>It fits optics, space structures, and mechanical metamaterials</w:t>
+      </w:r>
+    </w:p>
+    <w:p>
+      <w:pPr>
+        <w:numPr>
+          <w:ilvl w:val="0"/>
+          <w:numId w:val="12"/>
+        </w:numPr>
+        <w:spacing w:before="100" w:beforeAutospacing="1" w:after="100" w:afterAutospacing="1" w:line="240" w:lineRule="auto"/>
+        <w:rPr>
+          <w:rFonts w:ascii="Times New Roman" w:eastAsia="Times New Roman" w:hAnsi="Times New Roman" w:cs="Times New Roman"/>
+          <w:kern w:val="0"/>
+          <w14:ligatures w14:val="none"/>
+        </w:rPr>
+      </w:pPr>
+      <w:r>
+        <w:rPr>
+          <w:rFonts w:ascii="Times New Roman" w:eastAsia="Times New Roman" w:hAnsi="Times New Roman" w:cs="Times New Roman"/>
+          <w:kern w:val="0"/>
+          <w14:ligatures w14:val="none"/>
+        </w:rPr>
+        <w:t xml:space="preserve">It is </w:t>
+      </w:r>
+      <w:r>
+        <w:rPr>
+          <w:rFonts w:ascii="Times New Roman" w:eastAsia="Times New Roman" w:hAnsi="Times New Roman" w:cs="Times New Roman"/>
+          <w:i/>
+          <w:iCs/>
+          <w:kern w:val="0"/>
+          <w14:ligatures w14:val="none"/>
+        </w:rPr>
+        <w:t>much</w:t>
+      </w:r>
+      <w:r>
+        <w:rPr>
+          <w:rFonts w:ascii="Times New Roman" w:eastAsia="Times New Roman" w:hAnsi="Times New Roman" w:cs="Times New Roman"/>
+          <w:kern w:val="0"/>
+          <w14:ligatures w14:val="none"/>
+        </w:rPr>
+        <w:t xml:space="preserve"> more rigorous than most origami design heuristics</w:t>
+      </w:r>
+    </w:p>
+    <w:p>
+      <w:pPr>
+        <w:numPr>
+          <w:ilvl w:val="0"/>
+          <w:numId w:val="12"/>
+        </w:numPr>
+        <w:spacing w:before="100" w:beforeAutospacing="1" w:after="100" w:afterAutospacing="1" w:line="240" w:lineRule="auto"/>
+        <w:rPr>
+          <w:rFonts w:ascii="Times New Roman" w:eastAsia="Times New Roman" w:hAnsi="Times New Roman" w:cs="Times New Roman"/>
+          <w:kern w:val="0"/>
+          <w14:ligatures w14:val="none"/>
+        </w:rPr>
+      </w:pPr>
+      <w:r>
+        <w:rPr>
+          <w:rFonts w:ascii="Times New Roman" w:eastAsia="Times New Roman" w:hAnsi="Times New Roman" w:cs="Times New Roman"/>
+          <w:kern w:val="0"/>
+          <w14:ligatures w14:val="none"/>
+        </w:rPr>
+        <w:t>You are already 80% of the way to a paper-quality framework</w:t>
+      </w:r>
+    </w:p>
+    <w:p>
+      <w:pPr>
+        <w:spacing w:before="100" w:beforeAutospacing="1" w:after="100" w:afterAutospacing="1" w:line="240" w:lineRule="auto"/>
+        <w:rPr>
+          <w:rFonts w:ascii="Times New Roman" w:eastAsia="Times New Roman" w:hAnsi="Times New Roman" w:cs="Times New Roman"/>
+          <w:kern w:val="0"/>
+          <w14:ligatures w14:val="none"/>
+        </w:rPr>
+      </w:pPr>
+    </w:p>
+    <w:p>
+      <w:pPr>
+        <w:spacing w:before="100" w:beforeAutospacing="1" w:after="100" w:afterAutospacing="1" w:line="240" w:lineRule="auto"/>
+        <w:rPr>
+          <w:rFonts w:ascii="Times New Roman" w:eastAsia="Times New Roman" w:hAnsi="Times New Roman" w:cs="Times New Roman"/>
+          <w:kern w:val="0"/>
+          <w14:ligatures w14:val="none"/>
+        </w:rPr>
+      </w:pPr>
+      <w:r>
+        <w:rPr>
+          <w:rFonts w:ascii="Times New Roman" w:eastAsia="Times New Roman" w:hAnsi="Times New Roman" w:cs="Times New Roman"/>
+          <w:kern w:val="0"/>
+          <w14:ligatures w14:val="none"/>
+        </w:rPr>
+        <w:t>If you want, next I can help you:</w:t>
+      </w:r>
+    </w:p>
+    <w:p>
+      <w:pPr>
+        <w:numPr>
+          <w:ilvl w:val="0"/>
+          <w:numId w:val="13"/>
+        </w:numPr>
+        <w:spacing w:before="100" w:beforeAutospacing="1" w:after="100" w:afterAutospacing="1" w:line="240" w:lineRule="auto"/>
+        <w:rPr>
+          <w:rFonts w:ascii="Times New Roman" w:eastAsia="Times New Roman" w:hAnsi="Times New Roman" w:cs="Times New Roman"/>
+          <w:kern w:val="0"/>
+          <w14:ligatures w14:val="none"/>
+        </w:rPr>
+      </w:pPr>
+      <w:r>
+        <w:rPr>
+          <w:rFonts w:ascii="Times New Roman" w:eastAsia="Times New Roman" w:hAnsi="Times New Roman" w:cs="Times New Roman"/>
+          <w:kern w:val="0"/>
+          <w14:ligatures w14:val="none"/>
+        </w:rPr>
+        <w:t xml:space="preserve">turn this into a </w:t>
+      </w:r>
+      <w:r>
+        <w:rPr>
+          <w:rFonts w:ascii="Times New Roman" w:eastAsia="Times New Roman" w:hAnsi="Times New Roman" w:cs="Times New Roman"/>
+          <w:b/>
+          <w:bCs/>
+          <w:kern w:val="0"/>
+          <w14:ligatures w14:val="none"/>
+        </w:rPr>
+        <w:t>methods section</w:t>
+      </w:r>
+    </w:p>
+    <w:p>
+      <w:pPr>
+        <w:numPr>
+          <w:ilvl w:val="0"/>
+          <w:numId w:val="13"/>
+        </w:numPr>
+        <w:spacing w:before="100" w:beforeAutospacing="1" w:after="100" w:afterAutospacing="1" w:line="240" w:lineRule="auto"/>
+        <w:rPr>
+          <w:rFonts w:ascii="Times New Roman" w:eastAsia="Times New Roman" w:hAnsi="Times New Roman" w:cs="Times New Roman"/>
+          <w:kern w:val="0"/>
+          <w14:ligatures w14:val="none"/>
+        </w:rPr>
+      </w:pPr>
+      <w:r>
+        <w:rPr>
+          <w:rFonts w:ascii="Times New Roman" w:eastAsia="Times New Roman" w:hAnsi="Times New Roman" w:cs="Times New Roman"/>
+          <w:kern w:val="0"/>
+          <w14:ligatures w14:val="none"/>
+        </w:rPr>
+        <w:t xml:space="preserve">design </w:t>
+      </w:r>
+      <w:r>
+        <w:rPr>
+          <w:rFonts w:ascii="Times New Roman" w:eastAsia="Times New Roman" w:hAnsi="Times New Roman" w:cs="Times New Roman"/>
+          <w:b/>
+          <w:bCs/>
+          <w:kern w:val="0"/>
+          <w14:ligatures w14:val="none"/>
+        </w:rPr>
+        <w:t>one killer validation example</w:t>
+      </w:r>
+    </w:p>
+    <w:p>
+      <w:pPr>
+        <w:numPr>
+          <w:ilvl w:val="0"/>
+          <w:numId w:val="13"/>
+        </w:numPr>
+        <w:spacing w:before="100" w:beforeAutospacing="1" w:after="100" w:afterAutospacing="1" w:line="240" w:lineRule="auto"/>
+        <w:rPr>
+          <w:rFonts w:ascii="Times New Roman" w:eastAsia="Times New Roman" w:hAnsi="Times New Roman" w:cs="Times New Roman"/>
+          <w:kern w:val="0"/>
+          <w14:ligatures w14:val="none"/>
+        </w:rPr>
+      </w:pPr>
+      <w:r>
+        <w:rPr>
+          <w:rFonts w:ascii="Times New Roman" w:eastAsia="Times New Roman" w:hAnsi="Times New Roman" w:cs="Times New Roman"/>
+          <w:kern w:val="0"/>
+          <w14:ligatures w14:val="none"/>
+        </w:rPr>
+        <w:t xml:space="preserve">or draft the </w:t>
+      </w:r>
+      <w:r>
+        <w:rPr>
+          <w:rFonts w:ascii="Times New Roman" w:eastAsia="Times New Roman" w:hAnsi="Times New Roman" w:cs="Times New Roman"/>
+          <w:b/>
+          <w:bCs/>
+          <w:kern w:val="0"/>
+          <w14:ligatures w14:val="none"/>
+        </w:rPr>
+        <w:t>core research question</w:t>
+      </w:r>
+      <w:r>
+        <w:rPr>
+          <w:rFonts w:ascii="Times New Roman" w:eastAsia="Times New Roman" w:hAnsi="Times New Roman" w:cs="Times New Roman"/>
+          <w:kern w:val="0"/>
+          <w14:ligatures w14:val="none"/>
+        </w:rPr>
+        <w:t xml:space="preserve"> in NSF/NASA language</w:t>
+      </w:r>
+    </w:p>
+    <w:p>
+      <w:pPr>
+        <w:spacing w:before="100" w:beforeAutospacing="1" w:after="100" w:afterAutospacing="1" w:line="240" w:lineRule="auto"/>
+        <w:rPr>
+          <w:rFonts w:ascii="Times New Roman" w:eastAsia="Times New Roman" w:hAnsi="Times New Roman" w:cs="Times New Roman"/>
+          <w:kern w:val="0"/>
+          <w14:ligatures w14:val="none"/>
+        </w:rPr>
+      </w:pPr>
+    </w:p>
+    <w:p>
+      <w:pPr>
+        <w:spacing w:before="100" w:beforeAutospacing="1" w:after="100" w:afterAutospacing="1" w:line="240" w:lineRule="auto"/>
+        <w:rPr>
+          <w:rFonts w:ascii="Times New Roman" w:eastAsia="Times New Roman" w:hAnsi="Times New Roman" w:cs="Times New Roman"/>
+          <w:kern w:val="0"/>
+          <w14:ligatures w14:val="none"/>
+        </w:rPr>
+      </w:pPr>
+      <w:r>
+        <w:rPr>
+          <w:rFonts w:ascii="Times New Roman" w:eastAsia="Times New Roman" w:hAnsi="Times New Roman" w:cs="Times New Roman"/>
+          <w:kern w:val="0"/>
+          <w14:ligatures w14:val="none"/>
+        </w:rPr>
+        <w:t>You’re aiming in the right direction.</w:t>
       </w:r>
     </w:p>
     <w:p/>
@@ -3454,6 +4177,155 @@
     </w:lvl>
   </w:abstractNum>
   <w:abstractNum w:abstractNumId="2" w15:restartNumberingAfterBreak="0">
+    <w:nsid w:val="0F670E45"/>
+    <w:multiLevelType w:val="multilevel"/>
+    <w:tmpl w:val="2C8A0450"/>
+    <w:lvl w:ilvl="0">
+      <w:start w:val="1"/>
+      <w:numFmt w:val="bullet"/>
+      <w:lvlText w:val=""/>
+      <w:lvlJc w:val="left"/>
+      <w:pPr>
+        <w:tabs>
+          <w:tab w:val="num" w:pos="720"/>
+        </w:tabs>
+        <w:ind w:left="720" w:hanging="360"/>
+      </w:pPr>
+      <w:rPr>
+        <w:rFonts w:ascii="Symbol" w:hAnsi="Symbol" w:hint="default"/>
+        <w:sz w:val="20"/>
+      </w:rPr>
+    </w:lvl>
+    <w:lvl w:ilvl="1" w:tentative="1">
+      <w:start w:val="1"/>
+      <w:numFmt w:val="bullet"/>
+      <w:lvlText w:val="o"/>
+      <w:lvlJc w:val="left"/>
+      <w:pPr>
+        <w:tabs>
+          <w:tab w:val="num" w:pos="1440"/>
+        </w:tabs>
+        <w:ind w:left="1440" w:hanging="360"/>
+      </w:pPr>
+      <w:rPr>
+        <w:rFonts w:ascii="Courier New" w:hAnsi="Courier New" w:hint="default"/>
+        <w:sz w:val="20"/>
+      </w:rPr>
+    </w:lvl>
+    <w:lvl w:ilvl="2" w:tentative="1">
+      <w:start w:val="1"/>
+      <w:numFmt w:val="bullet"/>
+      <w:lvlText w:val=""/>
+      <w:lvlJc w:val="left"/>
+      <w:pPr>
+        <w:tabs>
+          <w:tab w:val="num" w:pos="2160"/>
+        </w:tabs>
+        <w:ind w:left="2160" w:hanging="360"/>
+      </w:pPr>
+      <w:rPr>
+        <w:rFonts w:ascii="Wingdings" w:hAnsi="Wingdings" w:hint="default"/>
+        <w:sz w:val="20"/>
+      </w:rPr>
+    </w:lvl>
+    <w:lvl w:ilvl="3" w:tentative="1">
+      <w:start w:val="1"/>
+      <w:numFmt w:val="bullet"/>
+      <w:lvlText w:val=""/>
+      <w:lvlJc w:val="left"/>
+      <w:pPr>
+        <w:tabs>
+          <w:tab w:val="num" w:pos="2880"/>
+        </w:tabs>
+        <w:ind w:left="2880" w:hanging="360"/>
+      </w:pPr>
+      <w:rPr>
+        <w:rFonts w:ascii="Wingdings" w:hAnsi="Wingdings" w:hint="default"/>
+        <w:sz w:val="20"/>
+      </w:rPr>
+    </w:lvl>
+    <w:lvl w:ilvl="4" w:tentative="1">
+      <w:start w:val="1"/>
+      <w:numFmt w:val="bullet"/>
+      <w:lvlText w:val=""/>
+      <w:lvlJc w:val="left"/>
+      <w:pPr>
+        <w:tabs>
+          <w:tab w:val="num" w:pos="3600"/>
+        </w:tabs>
+        <w:ind w:left="3600" w:hanging="360"/>
+      </w:pPr>
+      <w:rPr>
+        <w:rFonts w:ascii="Wingdings" w:hAnsi="Wingdings" w:hint="default"/>
+        <w:sz w:val="20"/>
+      </w:rPr>
+    </w:lvl>
+    <w:lvl w:ilvl="5" w:tentative="1">
+      <w:start w:val="1"/>
+      <w:numFmt w:val="bullet"/>
+      <w:lvlText w:val=""/>
+      <w:lvlJc w:val="left"/>
+      <w:pPr>
+        <w:tabs>
+          <w:tab w:val="num" w:pos="4320"/>
+        </w:tabs>
+        <w:ind w:left="4320" w:hanging="360"/>
+      </w:pPr>
+      <w:rPr>
+        <w:rFonts w:ascii="Wingdings" w:hAnsi="Wingdings" w:hint="default"/>
+        <w:sz w:val="20"/>
+      </w:rPr>
+    </w:lvl>
+    <w:lvl w:ilvl="6" w:tentative="1">
+      <w:start w:val="1"/>
+      <w:numFmt w:val="bullet"/>
+      <w:lvlText w:val=""/>
+      <w:lvlJc w:val="left"/>
+      <w:pPr>
+        <w:tabs>
+          <w:tab w:val="num" w:pos="5040"/>
+        </w:tabs>
+        <w:ind w:left="5040" w:hanging="360"/>
+      </w:pPr>
+      <w:rPr>
+        <w:rFonts w:ascii="Wingdings" w:hAnsi="Wingdings" w:hint="default"/>
+        <w:sz w:val="20"/>
+      </w:rPr>
+    </w:lvl>
+    <w:lvl w:ilvl="7" w:tentative="1">
+      <w:start w:val="1"/>
+      <w:numFmt w:val="bullet"/>
+      <w:lvlText w:val=""/>
+      <w:lvlJc w:val="left"/>
+      <w:pPr>
+        <w:tabs>
+          <w:tab w:val="num" w:pos="5760"/>
+        </w:tabs>
+        <w:ind w:left="5760" w:hanging="360"/>
+      </w:pPr>
+      <w:rPr>
+        <w:rFonts w:ascii="Wingdings" w:hAnsi="Wingdings" w:hint="default"/>
+        <w:sz w:val="20"/>
+      </w:rPr>
+    </w:lvl>
+    <w:lvl w:ilvl="8" w:tentative="1">
+      <w:start w:val="1"/>
+      <w:numFmt w:val="bullet"/>
+      <w:lvlText w:val=""/>
+      <w:lvlJc w:val="left"/>
+      <w:pPr>
+        <w:tabs>
+          <w:tab w:val="num" w:pos="6480"/>
+        </w:tabs>
+        <w:ind w:left="6480" w:hanging="360"/>
+      </w:pPr>
+      <w:rPr>
+        <w:rFonts w:ascii="Wingdings" w:hAnsi="Wingdings" w:hint="default"/>
+        <w:sz w:val="20"/>
+      </w:rPr>
+    </w:lvl>
+  </w:abstractNum>
+  <w:abstractNum w:abstractNumId="3" w15:restartNumberingAfterBreak="0">
     <w:nsid w:val="11E2466E"/>
     <w:multiLevelType w:val="multilevel"/>
     <w:tmpl w:val="3AA4EE76"/>
@@ -3602,7 +4474,7 @@
       </w:rPr>
     </w:lvl>
   </w:abstractNum>
-  <w:abstractNum w:abstractNumId="3" w15:restartNumberingAfterBreak="0">
+  <w:abstractNum w:abstractNumId="4" w15:restartNumberingAfterBreak="0">
     <w:nsid w:val="2C416421"/>
     <w:multiLevelType w:val="multilevel"/>
     <w:tmpl w:val="1F4AC3CE"/>
@@ -3751,7 +4623,156 @@
       </w:rPr>
     </w:lvl>
   </w:abstractNum>
-  <w:abstractNum w:abstractNumId="4" w15:restartNumberingAfterBreak="0">
+  <w:abstractNum w:abstractNumId="5" w15:restartNumberingAfterBreak="0">
+    <w:nsid w:val="318751F6"/>
+    <w:multiLevelType w:val="multilevel"/>
+    <w:tmpl w:val="04DA93E4"/>
+    <w:lvl w:ilvl="0">
+      <w:start w:val="1"/>
+      <w:numFmt w:val="bullet"/>
+      <w:lvlText w:val=""/>
+      <w:lvlJc w:val="left"/>
+      <w:pPr>
+        <w:tabs>
+          <w:tab w:val="num" w:pos="720"/>
+        </w:tabs>
+        <w:ind w:left="720" w:hanging="360"/>
+      </w:pPr>
+      <w:rPr>
+        <w:rFonts w:ascii="Symbol" w:hAnsi="Symbol" w:hint="default"/>
+        <w:sz w:val="20"/>
+      </w:rPr>
+    </w:lvl>
+    <w:lvl w:ilvl="1" w:tentative="1">
+      <w:start w:val="1"/>
+      <w:numFmt w:val="bullet"/>
+      <w:lvlText w:val="o"/>
+      <w:lvlJc w:val="left"/>
+      <w:pPr>
+        <w:tabs>
+          <w:tab w:val="num" w:pos="1440"/>
+        </w:tabs>
+        <w:ind w:left="1440" w:hanging="360"/>
+      </w:pPr>
+      <w:rPr>
+        <w:rFonts w:ascii="Courier New" w:hAnsi="Courier New" w:hint="default"/>
+        <w:sz w:val="20"/>
+      </w:rPr>
+    </w:lvl>
+    <w:lvl w:ilvl="2" w:tentative="1">
+      <w:start w:val="1"/>
+      <w:numFmt w:val="bullet"/>
+      <w:lvlText w:val=""/>
+      <w:lvlJc w:val="left"/>
+      <w:pPr>
+        <w:tabs>
+          <w:tab w:val="num" w:pos="2160"/>
+        </w:tabs>
+        <w:ind w:left="2160" w:hanging="360"/>
+      </w:pPr>
+      <w:rPr>
+        <w:rFonts w:ascii="Wingdings" w:hAnsi="Wingdings" w:hint="default"/>
+        <w:sz w:val="20"/>
+      </w:rPr>
+    </w:lvl>
+    <w:lvl w:ilvl="3" w:tentative="1">
+      <w:start w:val="1"/>
+      <w:numFmt w:val="bullet"/>
+      <w:lvlText w:val=""/>
+      <w:lvlJc w:val="left"/>
+      <w:pPr>
+        <w:tabs>
+          <w:tab w:val="num" w:pos="2880"/>
+        </w:tabs>
+        <w:ind w:left="2880" w:hanging="360"/>
+      </w:pPr>
+      <w:rPr>
+        <w:rFonts w:ascii="Wingdings" w:hAnsi="Wingdings" w:hint="default"/>
+        <w:sz w:val="20"/>
+      </w:rPr>
+    </w:lvl>
+    <w:lvl w:ilvl="4" w:tentative="1">
+      <w:start w:val="1"/>
+      <w:numFmt w:val="bullet"/>
+      <w:lvlText w:val=""/>
+      <w:lvlJc w:val="left"/>
+      <w:pPr>
+        <w:tabs>
+          <w:tab w:val="num" w:pos="3600"/>
+        </w:tabs>
+        <w:ind w:left="3600" w:hanging="360"/>
+      </w:pPr>
+      <w:rPr>
+        <w:rFonts w:ascii="Wingdings" w:hAnsi="Wingdings" w:hint="default"/>
+        <w:sz w:val="20"/>
+      </w:rPr>
+    </w:lvl>
+    <w:lvl w:ilvl="5" w:tentative="1">
+      <w:start w:val="1"/>
+      <w:numFmt w:val="bullet"/>
+      <w:lvlText w:val=""/>
+      <w:lvlJc w:val="left"/>
+      <w:pPr>
+        <w:tabs>
+          <w:tab w:val="num" w:pos="4320"/>
+        </w:tabs>
+        <w:ind w:left="4320" w:hanging="360"/>
+      </w:pPr>
+      <w:rPr>
+        <w:rFonts w:ascii="Wingdings" w:hAnsi="Wingdings" w:hint="default"/>
+        <w:sz w:val="20"/>
+      </w:rPr>
+    </w:lvl>
+    <w:lvl w:ilvl="6" w:tentative="1">
+      <w:start w:val="1"/>
+      <w:numFmt w:val="bullet"/>
+      <w:lvlText w:val=""/>
+      <w:lvlJc w:val="left"/>
+      <w:pPr>
+        <w:tabs>
+          <w:tab w:val="num" w:pos="5040"/>
+        </w:tabs>
+        <w:ind w:left="5040" w:hanging="360"/>
+      </w:pPr>
+      <w:rPr>
+        <w:rFonts w:ascii="Wingdings" w:hAnsi="Wingdings" w:hint="default"/>
+        <w:sz w:val="20"/>
+      </w:rPr>
+    </w:lvl>
+    <w:lvl w:ilvl="7" w:tentative="1">
+      <w:start w:val="1"/>
+      <w:numFmt w:val="bullet"/>
+      <w:lvlText w:val=""/>
+      <w:lvlJc w:val="left"/>
+      <w:pPr>
+        <w:tabs>
+          <w:tab w:val="num" w:pos="5760"/>
+        </w:tabs>
+        <w:ind w:left="5760" w:hanging="360"/>
+      </w:pPr>
+      <w:rPr>
+        <w:rFonts w:ascii="Wingdings" w:hAnsi="Wingdings" w:hint="default"/>
+        <w:sz w:val="20"/>
+      </w:rPr>
+    </w:lvl>
+    <w:lvl w:ilvl="8" w:tentative="1">
+      <w:start w:val="1"/>
+      <w:numFmt w:val="bullet"/>
+      <w:lvlText w:val=""/>
+      <w:lvlJc w:val="left"/>
+      <w:pPr>
+        <w:tabs>
+          <w:tab w:val="num" w:pos="6480"/>
+        </w:tabs>
+        <w:ind w:left="6480" w:hanging="360"/>
+      </w:pPr>
+      <w:rPr>
+        <w:rFonts w:ascii="Wingdings" w:hAnsi="Wingdings" w:hint="default"/>
+        <w:sz w:val="20"/>
+      </w:rPr>
+    </w:lvl>
+  </w:abstractNum>
+  <w:abstractNum w:abstractNumId="6" w15:restartNumberingAfterBreak="0">
     <w:nsid w:val="380E3336"/>
     <w:multiLevelType w:val="multilevel"/>
     <w:tmpl w:val="9E689C58"/>
@@ -3900,7 +4921,7 @@
       </w:rPr>
     </w:lvl>
   </w:abstractNum>
-  <w:abstractNum w:abstractNumId="5" w15:restartNumberingAfterBreak="0">
+  <w:abstractNum w:abstractNumId="7" w15:restartNumberingAfterBreak="0">
     <w:nsid w:val="425746C7"/>
     <w:multiLevelType w:val="multilevel"/>
     <w:tmpl w:val="20C8F748"/>
@@ -4049,7 +5070,7 @@
       </w:rPr>
     </w:lvl>
   </w:abstractNum>
-  <w:abstractNum w:abstractNumId="6" w15:restartNumberingAfterBreak="0">
+  <w:abstractNum w:abstractNumId="8" w15:restartNumberingAfterBreak="0">
     <w:nsid w:val="4F401990"/>
     <w:multiLevelType w:val="multilevel"/>
     <w:tmpl w:val="B9F47B66"/>
@@ -4198,7 +5219,7 @@
       </w:rPr>
     </w:lvl>
   </w:abstractNum>
-  <w:abstractNum w:abstractNumId="7" w15:restartNumberingAfterBreak="0">
+  <w:abstractNum w:abstractNumId="9" w15:restartNumberingAfterBreak="0">
     <w:nsid w:val="54952E78"/>
     <w:multiLevelType w:val="multilevel"/>
     <w:tmpl w:val="C80C162C"/>
@@ -4347,7 +5368,7 @@
       </w:rPr>
     </w:lvl>
   </w:abstractNum>
-  <w:abstractNum w:abstractNumId="8" w15:restartNumberingAfterBreak="0">
+  <w:abstractNum w:abstractNumId="10" w15:restartNumberingAfterBreak="0">
     <w:nsid w:val="65F364F2"/>
     <w:multiLevelType w:val="multilevel"/>
     <w:tmpl w:val="DF3C9EEA"/>
@@ -4496,10 +5517,159 @@
       </w:rPr>
     </w:lvl>
   </w:abstractNum>
-  <w:abstractNum w:abstractNumId="9" w15:restartNumberingAfterBreak="0">
+  <w:abstractNum w:abstractNumId="11" w15:restartNumberingAfterBreak="0">
     <w:nsid w:val="6C6776A8"/>
     <w:multiLevelType w:val="multilevel"/>
     <w:tmpl w:val="C7BAE37C"/>
+    <w:lvl w:ilvl="0">
+      <w:start w:val="1"/>
+      <w:numFmt w:val="bullet"/>
+      <w:lvlText w:val=""/>
+      <w:lvlJc w:val="left"/>
+      <w:pPr>
+        <w:tabs>
+          <w:tab w:val="num" w:pos="720"/>
+        </w:tabs>
+        <w:ind w:left="720" w:hanging="360"/>
+      </w:pPr>
+      <w:rPr>
+        <w:rFonts w:ascii="Symbol" w:hAnsi="Symbol" w:hint="default"/>
+        <w:sz w:val="20"/>
+      </w:rPr>
+    </w:lvl>
+    <w:lvl w:ilvl="1" w:tentative="1">
+      <w:start w:val="1"/>
+      <w:numFmt w:val="bullet"/>
+      <w:lvlText w:val="o"/>
+      <w:lvlJc w:val="left"/>
+      <w:pPr>
+        <w:tabs>
+          <w:tab w:val="num" w:pos="1440"/>
+        </w:tabs>
+        <w:ind w:left="1440" w:hanging="360"/>
+      </w:pPr>
+      <w:rPr>
+        <w:rFonts w:ascii="Courier New" w:hAnsi="Courier New" w:hint="default"/>
+        <w:sz w:val="20"/>
+      </w:rPr>
+    </w:lvl>
+    <w:lvl w:ilvl="2" w:tentative="1">
+      <w:start w:val="1"/>
+      <w:numFmt w:val="bullet"/>
+      <w:lvlText w:val=""/>
+      <w:lvlJc w:val="left"/>
+      <w:pPr>
+        <w:tabs>
+          <w:tab w:val="num" w:pos="2160"/>
+        </w:tabs>
+        <w:ind w:left="2160" w:hanging="360"/>
+      </w:pPr>
+      <w:rPr>
+        <w:rFonts w:ascii="Wingdings" w:hAnsi="Wingdings" w:hint="default"/>
+        <w:sz w:val="20"/>
+      </w:rPr>
+    </w:lvl>
+    <w:lvl w:ilvl="3" w:tentative="1">
+      <w:start w:val="1"/>
+      <w:numFmt w:val="bullet"/>
+      <w:lvlText w:val=""/>
+      <w:lvlJc w:val="left"/>
+      <w:pPr>
+        <w:tabs>
+          <w:tab w:val="num" w:pos="2880"/>
+        </w:tabs>
+        <w:ind w:left="2880" w:hanging="360"/>
+      </w:pPr>
+      <w:rPr>
+        <w:rFonts w:ascii="Wingdings" w:hAnsi="Wingdings" w:hint="default"/>
+        <w:sz w:val="20"/>
+      </w:rPr>
+    </w:lvl>
+    <w:lvl w:ilvl="4" w:tentative="1">
+      <w:start w:val="1"/>
+      <w:numFmt w:val="bullet"/>
+      <w:lvlText w:val=""/>
+      <w:lvlJc w:val="left"/>
+      <w:pPr>
+        <w:tabs>
+          <w:tab w:val="num" w:pos="3600"/>
+        </w:tabs>
+        <w:ind w:left="3600" w:hanging="360"/>
+      </w:pPr>
+      <w:rPr>
+        <w:rFonts w:ascii="Wingdings" w:hAnsi="Wingdings" w:hint="default"/>
+        <w:sz w:val="20"/>
+      </w:rPr>
+    </w:lvl>
+    <w:lvl w:ilvl="5" w:tentative="1">
+      <w:start w:val="1"/>
+      <w:numFmt w:val="bullet"/>
+      <w:lvlText w:val=""/>
+      <w:lvlJc w:val="left"/>
+      <w:pPr>
+        <w:tabs>
+          <w:tab w:val="num" w:pos="4320"/>
+        </w:tabs>
+        <w:ind w:left="4320" w:hanging="360"/>
+      </w:pPr>
+      <w:rPr>
+        <w:rFonts w:ascii="Wingdings" w:hAnsi="Wingdings" w:hint="default"/>
+        <w:sz w:val="20"/>
+      </w:rPr>
+    </w:lvl>
+    <w:lvl w:ilvl="6" w:tentative="1">
+      <w:start w:val="1"/>
+      <w:numFmt w:val="bullet"/>
+      <w:lvlText w:val=""/>
+      <w:lvlJc w:val="left"/>
+      <w:pPr>
+        <w:tabs>
+          <w:tab w:val="num" w:pos="5040"/>
+        </w:tabs>
+        <w:ind w:left="5040" w:hanging="360"/>
+      </w:pPr>
+      <w:rPr>
+        <w:rFonts w:ascii="Wingdings" w:hAnsi="Wingdings" w:hint="default"/>
+        <w:sz w:val="20"/>
+      </w:rPr>
+    </w:lvl>
+    <w:lvl w:ilvl="7" w:tentative="1">
+      <w:start w:val="1"/>
+      <w:numFmt w:val="bullet"/>
+      <w:lvlText w:val=""/>
+      <w:lvlJc w:val="left"/>
+      <w:pPr>
+        <w:tabs>
+          <w:tab w:val="num" w:pos="5760"/>
+        </w:tabs>
+        <w:ind w:left="5760" w:hanging="360"/>
+      </w:pPr>
+      <w:rPr>
+        <w:rFonts w:ascii="Wingdings" w:hAnsi="Wingdings" w:hint="default"/>
+        <w:sz w:val="20"/>
+      </w:rPr>
+    </w:lvl>
+    <w:lvl w:ilvl="8" w:tentative="1">
+      <w:start w:val="1"/>
+      <w:numFmt w:val="bullet"/>
+      <w:lvlText w:val=""/>
+      <w:lvlJc w:val="left"/>
+      <w:pPr>
+        <w:tabs>
+          <w:tab w:val="num" w:pos="6480"/>
+        </w:tabs>
+        <w:ind w:left="6480" w:hanging="360"/>
+      </w:pPr>
+      <w:rPr>
+        <w:rFonts w:ascii="Wingdings" w:hAnsi="Wingdings" w:hint="default"/>
+        <w:sz w:val="20"/>
+      </w:rPr>
+    </w:lvl>
+  </w:abstractNum>
+  <w:abstractNum w:abstractNumId="12" w15:restartNumberingAfterBreak="0">
+    <w:nsid w:val="77E96C6D"/>
+    <w:multiLevelType w:val="multilevel"/>
+    <w:tmpl w:val="CD3AC8AE"/>
     <w:lvl w:ilvl="0">
       <w:start w:val="1"/>
       <w:numFmt w:val="bullet"/>
@@ -4652,28 +5822,37 @@
     <w:abstractNumId w:val="1"/>
   </w:num>
   <w:num w:numId="3" w16cid:durableId="537662361">
+    <w:abstractNumId w:val="4"/>
+  </w:num>
+  <w:num w:numId="4" w16cid:durableId="1452625313">
     <w:abstractNumId w:val="3"/>
   </w:num>
-  <w:num w:numId="4" w16cid:durableId="1452625313">
-    <w:abstractNumId w:val="2"/>
+  <w:num w:numId="5" w16cid:durableId="1570655692">
+    <w:abstractNumId w:val="11"/>
   </w:num>
-  <w:num w:numId="5" w16cid:durableId="1570655692">
+  <w:num w:numId="6" w16cid:durableId="1107697257">
+    <w:abstractNumId w:val="8"/>
+  </w:num>
+  <w:num w:numId="7" w16cid:durableId="2011134248">
+    <w:abstractNumId w:val="10"/>
+  </w:num>
+  <w:num w:numId="8" w16cid:durableId="36129774">
     <w:abstractNumId w:val="9"/>
   </w:num>
-  <w:num w:numId="6" w16cid:durableId="1107697257">
+  <w:num w:numId="9" w16cid:durableId="670138061">
     <w:abstractNumId w:val="6"/>
   </w:num>
-  <w:num w:numId="7" w16cid:durableId="2011134248">
-    <w:abstractNumId w:val="8"/>
-  </w:num>
-  <w:num w:numId="8" w16cid:durableId="36129774">
+  <w:num w:numId="10" w16cid:durableId="266274573">
     <w:abstractNumId w:val="7"/>
   </w:num>
-  <w:num w:numId="9" w16cid:durableId="670138061">
-    <w:abstractNumId w:val="4"/>
+  <w:num w:numId="11" w16cid:durableId="2055812348">
+    <w:abstractNumId w:val="5"/>
   </w:num>
-  <w:num w:numId="10" w16cid:durableId="266274573">
-    <w:abstractNumId w:val="5"/>
+  <w:num w:numId="12" w16cid:durableId="660423707">
+    <w:abstractNumId w:val="12"/>
+  </w:num>
+  <w:num w:numId="13" w16cid:durableId="1495685654">
+    <w:abstractNumId w:val="2"/>
   </w:num>
 </w:numbering>
 </file>
